--- a/ky/discovery-articles/4.2 Антибиотиктер.docx
+++ b/ky/discovery-articles/4.2 Антибиотиктер.docx
@@ -4,549 +4,363 @@
   <w:body>
     <w:p>
       <w:pPr>
-        <w:keepNext/>
-        <w:spacing w:before="280" w:after="120"/>
+        <w:pStyle w:val="Title"/>
+        <w:widowControl/>
       </w:pPr>
       <w:r>
-        <w:rPr>
-          <w:rFonts w:ascii="Calibri" w:hAnsi="Calibri" w:eastAsia="Calibri"/>
-          <w:b/>
-          <w:i w:val="0"/>
-          <w:color w:val="004E8C"/>
-          <w:sz w:val="44"/>
-        </w:rPr>
         <w:t>4.2 Антибиотиктер</w:t>
       </w:r>
     </w:p>
     <w:p>
       <w:pPr>
-        <w:spacing w:after="80"/>
+        <w:keepNext/>
+        <w:widowControl/>
       </w:pPr>
       <w:r>
         <w:rPr>
-          <w:rFonts w:ascii="Calibri" w:hAnsi="Calibri" w:eastAsia="Calibri"/>
-          <w:b w:val="0"/>
-          <w:i/>
-          <w:color w:val="505050"/>
-          <w:sz w:val="22"/>
+          <w:sz w:val="20"/>
         </w:rPr>
         <w:t>4. Медицина, биология жана коомдук саламаттык</w:t>
       </w:r>
     </w:p>
     <w:p>
       <w:pPr>
-        <w:spacing w:after="200"/>
+        <w:keepNext/>
+        <w:widowControl/>
       </w:pPr>
       <w:r>
         <w:rPr>
-          <w:rFonts w:ascii="Calibri" w:hAnsi="Calibri" w:eastAsia="Calibri"/>
-          <w:b w:val="0"/>
-          <w:i/>
-          <w:sz w:val="22"/>
+          <w:sz w:val="20"/>
         </w:rPr>
-        <w:t>Мезгил: 1928-жыл (Флемингдин пенициллинди ачышы); 1940-жылдар (массалык өндүрүш жана клиникалык колдонуу) | Негизги өкүлдөр: Александр Флеминг (ачылыш, 1928); Ховард Флори жана Эрнст Чейн (дарыга айландыруу, 1940-жылдар)</w:t>
+        <w:t>Мезгил: 1928-жыл (Флемингдин пенициллинди ачышы); 1940-жылдар (массалык өндүрүш жана клиникалык колдонуу) | Негизги салым кошкондор: Александр Флеминг (ачылыш, 1928-жыл); Ховард Флори жана Эрнст Чейн (иштеп чыгуу, 1940-жылдар)</w:t>
       </w:r>
     </w:p>
     <w:p>
       <w:pPr>
-        <w:spacing w:after="160" w:line="276" w:lineRule="auto"/>
+        <w:widowControl/>
       </w:pPr>
       <w:r>
-        <w:rPr>
-          <w:rFonts w:ascii="Calibri" w:hAnsi="Calibri" w:eastAsia="Calibri"/>
-          <w:b w:val="0"/>
-          <w:i w:val="0"/>
-          <w:sz w:val="22"/>
-        </w:rPr>
-        <w:t>Антибиотиктер бактерияларды өлтүргөн же алардын көбөйүшүн токтоткон дарылар. Пенициллин жана андан кийинки препараттар мурда өлүмгө алып келген көптөгөн инфекцияларды дарылоого жол ачты, бирок убакыт өткөн сайын бактериялардын туруктуулугу олуттуу коркунучка айланды.</w:t>
+        <w:t>Антибиотиктер бактерияны өлтүргөн же анын өсүшүн токтоткон дарылар. Пенициллин жана андан кийинки препараттар мурда өлүмгө алып келген көп инфекцияны дарылоого боло турган ооруга айландырган. Бирок кийин бактериялардын дарыга туруктуулугу күчөй баштаган.</w:t>
       </w:r>
     </w:p>
     <w:p>
       <w:pPr>
-        <w:keepNext/>
-        <w:spacing w:before="240" w:after="120"/>
+        <w:pStyle w:val="Heading1"/>
+        <w:widowControl/>
       </w:pPr>
       <w:r>
-        <w:rPr>
-          <w:rFonts w:ascii="Calibri" w:hAnsi="Calibri" w:eastAsia="Calibri"/>
-          <w:b/>
-          <w:i w:val="0"/>
-          <w:color w:val="004E8C"/>
-          <w:sz w:val="28"/>
-        </w:rPr>
-        <w:t>Негизги фактылар</w:t>
+        <w:t>Негизги маалыматтар</w:t>
       </w:r>
     </w:p>
     <w:p>
       <w:pPr>
         <w:pStyle w:val="ListBullet"/>
+        <w:widowControl/>
       </w:pPr>
       <w:r>
-        <w:rPr>
-          <w:rFonts w:ascii="Calibri" w:hAnsi="Calibri" w:eastAsia="Calibri"/>
-          <w:b w:val="0"/>
-          <w:i w:val="0"/>
-          <w:sz w:val="22"/>
-        </w:rPr>
-        <w:t>Александр Флеминг пенициллиндин таасирин 1928-жылы байкаган</w:t>
+        <w:t>Александр Флеминг 1928-жылы пенициллиндин таасирин байкаган.</w:t>
       </w:r>
     </w:p>
     <w:p>
       <w:pPr>
         <w:pStyle w:val="ListBullet"/>
+        <w:widowControl/>
       </w:pPr>
       <w:r>
-        <w:rPr>
-          <w:rFonts w:ascii="Calibri" w:hAnsi="Calibri" w:eastAsia="Calibri"/>
-          <w:b w:val="0"/>
-          <w:i w:val="0"/>
-          <w:sz w:val="22"/>
-        </w:rPr>
-        <w:t>Ховард Флори, Эрнст Чейн жана алардын кесиптештери 1940-жылдары аны колдонууга жарактуу дарыга айландырган</w:t>
+        <w:t>Ховард Флори, Эрнст Чейн жана кесиптештери аны 1940-жылдары колдонууга жарамдуу дарыга айландырган.</w:t>
       </w:r>
     </w:p>
     <w:p>
       <w:pPr>
         <w:pStyle w:val="ListBullet"/>
+        <w:widowControl/>
       </w:pPr>
       <w:r>
-        <w:rPr>
-          <w:rFonts w:ascii="Calibri" w:hAnsi="Calibri" w:eastAsia="Calibri"/>
-          <w:b w:val="0"/>
-          <w:i w:val="0"/>
-          <w:sz w:val="22"/>
-        </w:rPr>
-        <w:t>Антибиотиктер бактерияларга каршы иштейт, бирок сасык тумоо же суук тийүү сыяктуу вирустук ооруларга таасир этпейт</w:t>
+        <w:t>Антибиотик бактерияга таасир этет, грипп же суук тийүүнү жараткан вируска эмес.</w:t>
       </w:r>
     </w:p>
     <w:p>
       <w:pPr>
         <w:pStyle w:val="ListBullet"/>
+        <w:widowControl/>
       </w:pPr>
       <w:r>
-        <w:rPr>
-          <w:rFonts w:ascii="Calibri" w:hAnsi="Calibri" w:eastAsia="Calibri"/>
-          <w:b w:val="0"/>
-          <w:i w:val="0"/>
-          <w:sz w:val="22"/>
-        </w:rPr>
-        <w:t>Бактериялар дарынын таасиринен аман калууга эволюциялык жол менен ыңгайлашканда антибиотикке туруктуулук пайда болот</w:t>
+        <w:t>Бактериялар эволюция аркылуу дарынын таасиринен аман калганда туруктуулук пайда болот.</w:t>
       </w:r>
     </w:p>
     <w:p>
       <w:pPr>
         <w:pStyle w:val="ListBullet"/>
+        <w:widowControl/>
       </w:pPr>
       <w:r>
-        <w:rPr>
-          <w:rFonts w:ascii="Calibri" w:hAnsi="Calibri" w:eastAsia="Calibri"/>
-          <w:b w:val="0"/>
-          <w:i w:val="0"/>
-          <w:sz w:val="22"/>
-        </w:rPr>
-        <w:t>Бул дарылар инфекциянын алдын алуу аркылуу хирургияны жана төрөттү да коопсуз кылды</w:t>
+        <w:t>Инфекциянын алдын алуу менен бул дарылар хирургияны жана төрөттү да өзгөрткөн.</w:t>
       </w:r>
     </w:p>
     <w:p>
       <w:pPr>
-        <w:keepNext/>
-        <w:spacing w:before="240" w:after="120"/>
+        <w:pStyle w:val="Heading1"/>
+        <w:widowControl/>
       </w:pPr>
       <w:r>
-        <w:rPr>
-          <w:rFonts w:ascii="Calibri" w:hAnsi="Calibri" w:eastAsia="Calibri"/>
-          <w:b/>
-          <w:i w:val="0"/>
-          <w:color w:val="004E8C"/>
-          <w:sz w:val="28"/>
-        </w:rPr>
-        <w:t>Бул эмне</w:t>
+        <w:t>Бул эмне?</w:t>
       </w:r>
     </w:p>
     <w:p>
       <w:pPr>
-        <w:spacing w:after="160" w:line="276" w:lineRule="auto"/>
+        <w:widowControl/>
       </w:pPr>
       <w:r>
-        <w:rPr>
-          <w:rFonts w:ascii="Calibri" w:hAnsi="Calibri" w:eastAsia="Calibri"/>
-          <w:b w:val="0"/>
-          <w:i w:val="0"/>
-          <w:sz w:val="22"/>
-        </w:rPr>
-        <w:t>Антибиотик — инфекция чакырышы мүмкүн болгон бир клеткалуу микробдорго, башкача айтканда бактерияларга зыян келтирип, бейтаптын организмине салыштырмалуу азыраак таасир эткен химиялык зат. Айрымдары бактерияларды өлтүрөт, башкалары көбөйүшүн токтотуп, калган ишти иммундук системага калтырат. Алар вирустарга каршы иштебейт. Ошондуктан кадимки суук тийгенде пенициллиндин кереги жок, ал эми негизсиз колдонуу кооптуу. Антибиотикти керектүү гана отоо чөптү жок кылган тандама каражатка салыштырууга болот.</w:t>
+        <w:t>Антибиотик — бейтапка салыштырмалуу азыраак зыян келтирип, бактерияларга таасир эткен химиялык зат. Бактериялар — айрымдары инфекция жараткан бир клеткалуу микробдор. Кээ бир антибиотик бактерияны өлтүрөт, башкалары көбөйүшүн токтотуп, иммундук системанын ишин бүтүрүшүнө шарт түзөт. Вирустарга таасир этпейт. Ошондуктан суук тийүүгө пенициллин керектүү дары эмес, ал эми туура эмес колдонуу кооптуу. Муну белгилүү бир отоо чөпкө гана жараган тандалма каражатка салыштырса болот.</w:t>
       </w:r>
     </w:p>
     <w:p>
       <w:pPr>
-        <w:keepNext/>
-        <w:spacing w:before="240" w:after="120"/>
+        <w:pStyle w:val="Heading1"/>
+        <w:widowControl/>
       </w:pPr>
       <w:r>
-        <w:rPr>
-          <w:rFonts w:ascii="Calibri" w:hAnsi="Calibri" w:eastAsia="Calibri"/>
-          <w:b/>
-          <w:i w:val="0"/>
-          <w:color w:val="004E8C"/>
-          <w:sz w:val="28"/>
-        </w:rPr>
-        <w:t>Аны ким ачкан же ойлоп тапкан</w:t>
+        <w:t xml:space="preserve">Ким ойлоп тапкан</w:t>
       </w:r>
     </w:p>
     <w:p>
       <w:pPr>
-        <w:spacing w:after="160" w:line="276" w:lineRule="auto"/>
+        <w:widowControl/>
       </w:pPr>
       <w:r>
-        <w:rPr>
-          <w:rFonts w:ascii="Calibri" w:hAnsi="Calibri" w:eastAsia="Calibri"/>
-          <w:b w:val="0"/>
-          <w:i w:val="0"/>
-          <w:sz w:val="22"/>
-        </w:rPr>
-        <w:t>Лондондогу Сент-Мэри ооруканасында иштеген Александр Флеминг 1928-жылы Penicillium көгөргөн козу карын өскөн табакчанын айланасында бактериялар жоголгонун байкаган. Ал байкоосун жарыялаганы менен туруктуу препаратты бөлүп ала алган эмес. Он жылдан кийин Оксфорддогу Ховард Флори, Эрнст Чейн, Норман Хитли жана башкалар пенициллинди дарыга айландырып, согуш маалында АКШда өнөр жайлык өндүрүшүн уюштурушкан. Кийин Зелман Ваксман жана кесиптештери топурак микробдорунан стрептомицинди тапкан. Көптөгөн антибиотиктер — башка тирүү организмдер жараткан заттар.</w:t>
+        <w:t>Лондондогу Сент-Мэри ооруканасында Александр Флеминг 1928-жылы Penicillium көгү идиштеги жанындагы бактерияларды жок кылганын байкаган. Ал байкоосун жарыялаган, бирок туруктуу таза дары ала алган эмес. Он жылдай кийин Оксфорддо Ховард Флори, Эрнст Чейн, Норман Хитли жана башкалар пенициллинди дарыга айландырган; согуш маалында АКШда өндүрүш уюшулган. Кийин Зельман Ваксман жана кесиптештери топурак микробдорунан стрептомицинди тапкан. Көп антибиотик башка тирүү организмдерден алынган.</w:t>
       </w:r>
     </w:p>
     <w:p>
       <w:pPr>
-        <w:keepNext/>
-        <w:spacing w:before="240" w:after="120"/>
+        <w:pStyle w:val="Heading1"/>
+        <w:widowControl/>
       </w:pPr>
       <w:r>
-        <w:rPr>
-          <w:rFonts w:ascii="Calibri" w:hAnsi="Calibri" w:eastAsia="Calibri"/>
-          <w:b/>
-          <w:i w:val="0"/>
-          <w:color w:val="004E8C"/>
-          <w:sz w:val="28"/>
-        </w:rPr>
-        <w:t>Качан жана кантип пайда болгон</w:t>
+        <w:t>Качан жана кантип пайда болгон?</w:t>
       </w:r>
     </w:p>
     <w:p>
       <w:pPr>
-        <w:spacing w:after="160" w:line="276" w:lineRule="auto"/>
+        <w:widowControl/>
       </w:pPr>
       <w:r>
-        <w:rPr>
-          <w:rFonts w:ascii="Calibri" w:hAnsi="Calibri" w:eastAsia="Calibri"/>
-          <w:b w:val="0"/>
-          <w:i w:val="0"/>
-          <w:sz w:val="22"/>
-        </w:rPr>
-        <w:t>Экинчи дүйнөлүк согуш жараат инфекцияларын токтото турган каражатка курч муктаждык жараткан. Флемингдин кокустук байкоосу, максаттуу химиялык изилдөө жана өнөр жайлык ферментация бир жерден кошулду. 1945-жылдан кийин антибиотиктердин жаңы топтору бат-баттан пайда болду. Бир муун бою бактериялык оорулар артка чегинип жаткандай сезилген.</w:t>
+        <w:t>Экинчи дүйнөлүк согуш жара инфекциясын токтотуучу каражатка шашылыш муктаждык жараткан. Кокустук — Флемингдин булганган идиши, системалуу химия жана өнөр жайлык ачытуу бириккен. 1945-жылдан кийин антибиотиктердин жаңы класстары тез чыккан. Бир муун үчүн бактериялык оорулар артка чегинип жаткандай сезилген.</w:t>
       </w:r>
     </w:p>
     <w:p>
       <w:pPr>
-        <w:keepNext/>
-        <w:spacing w:before="240" w:after="120"/>
+        <w:pStyle w:val="Heading1"/>
+        <w:widowControl/>
       </w:pPr>
       <w:r>
-        <w:rPr>
-          <w:rFonts w:ascii="Calibri" w:hAnsi="Calibri" w:eastAsia="Calibri"/>
-          <w:b/>
-          <w:i w:val="0"/>
-          <w:color w:val="004E8C"/>
-          <w:sz w:val="28"/>
-        </w:rPr>
-        <w:t>Илимий жактан мааниси</w:t>
+        <w:t>Илим үчүн мааниси</w:t>
       </w:r>
     </w:p>
     <w:p>
       <w:pPr>
-        <w:spacing w:after="160" w:line="276" w:lineRule="auto"/>
+        <w:widowControl/>
       </w:pPr>
       <w:r>
-        <w:rPr>
-          <w:rFonts w:ascii="Calibri" w:hAnsi="Calibri" w:eastAsia="Calibri"/>
-          <w:b w:val="0"/>
-          <w:i w:val="0"/>
-          <w:sz w:val="22"/>
-        </w:rPr>
-        <w:t>Антибиотиктер микробдор теориясын эң практикалык түрдө ырастаган: козгогучту жок кылсаң, бейтапты сактап каласың. Алар эволюцияны түздөн-түз байкоого да мүмкүндүк берди. Дарынын дозасынан аман калган бактериялар туруктуулук гендерин кийинки муунга өткөрөт. Ооруканаларда жана фермаларда жүргөн бул процесс табигый тандалуунун айкын мисалы. Ошол эле дарылар химиктерге тандама уулуулук принцибин — адамдын организмин сактап, оору козгогучка зыян келтирүүнү — терең түшүнүүгө жардам берди.</w:t>
+        <w:t>Антибиотиктер микробдук теорияны эң практикалык түрдө тастыктаган: микробду жок кылуу бейтапты сактаган. Алар эволюцияны да көз алдыбызда көрсөткөн. Дарыдан аман калган бактериялар туруктуулук гендерин өткөрөт. Бул ооруканаларда жана чарбаларда жүргөн табигый тандалуу. Ошол эле препараттар химиктерди тандалма уулуулук тууралуу ойлонууга үйрөткөн: баскынчыга зыян келтирип, организмди мүмкүн болушунча сактоо.</w:t>
       </w:r>
     </w:p>
     <w:p>
       <w:pPr>
-        <w:keepNext/>
-        <w:spacing w:before="240" w:after="120"/>
+        <w:pStyle w:val="Heading1"/>
+        <w:widowControl/>
       </w:pPr>
       <w:r>
-        <w:rPr>
-          <w:rFonts w:ascii="Calibri" w:hAnsi="Calibri" w:eastAsia="Calibri"/>
-          <w:b/>
-          <w:i w:val="0"/>
-          <w:color w:val="004E8C"/>
-          <w:sz w:val="28"/>
-        </w:rPr>
-        <w:t>Кийинки өнүгүүлөргө тийгизген таасири</w:t>
+        <w:t>Кийинки өнүгүүгө тийгизген таасири</w:t>
       </w:r>
     </w:p>
     <w:p>
       <w:pPr>
-        <w:spacing w:after="160" w:line="276" w:lineRule="auto"/>
+        <w:widowControl/>
       </w:pPr>
       <w:r>
-        <w:rPr>
-          <w:rFonts w:ascii="Calibri" w:hAnsi="Calibri" w:eastAsia="Calibri"/>
-          <w:b w:val="0"/>
-          <w:i w:val="0"/>
-          <w:sz w:val="22"/>
-        </w:rPr>
-        <w:t>Инфекцияны дарылоо мүмкүн болгондуктан хирургия, орган көчүрүү жана ракка каршы химиотерапия коопсузураак жүргүзүлө баштады. Мал чарбасында антибиотикти туруктуу колдонуу өндүрүмдүүлүктү жогорулаткан, бирок анын узак мөөнөттүү баасы өтө кымбат экени кийин айкын болду. Азыр изилдөөчүлөр жаңы дарыларды издеп, ошол эле учурда антибиотиктерди жоопкерчиликтүү колдонууга — туура препаратты зарыл учурда жана туура дозада берүүгө — көңүл бурууда. Бактериялык инфекцияны вирустуктан ажыраткан диагностика да ушул аракеттин маанилүү бөлүгү.</w:t>
+        <w:t>Инфекцияны дарылоого болгондуктан хирургия, орган көчүрүү жана ракка каршы химиотерапия коопсузураак болгон. Малды дайыма антибиотик менен камсыз кылуу өндүрүштү өстүргөн, бирок бул тандоонун чыгымы азыр айкын көрүнөт. Изилдөө жаңы дарыны жана аларды жоопкерчиликтүү колдонууну издейт: керектүү учурда туура дозаны колдонуу. Бактериялык инфекцияны вирустуктан айырмалаган диагностика да ушул уландынын бөлүгү.</w:t>
       </w:r>
     </w:p>
     <w:p>
       <w:pPr>
-        <w:keepNext/>
-        <w:spacing w:before="240" w:after="120"/>
+        <w:pStyle w:val="Heading1"/>
+        <w:widowControl/>
       </w:pPr>
       <w:r>
-        <w:rPr>
-          <w:rFonts w:ascii="Calibri" w:hAnsi="Calibri" w:eastAsia="Calibri"/>
-          <w:b/>
-          <w:i w:val="0"/>
-          <w:color w:val="004E8C"/>
-          <w:sz w:val="28"/>
-        </w:rPr>
-        <w:t>Адамдардын жашоосун кантип өзгөрткөн</w:t>
+        <w:t>Адамдардын жашоосун кантип өзгөрткөн?</w:t>
       </w:r>
     </w:p>
     <w:p>
       <w:pPr>
-        <w:spacing w:after="160" w:line="276" w:lineRule="auto"/>
+        <w:widowControl/>
       </w:pPr>
       <w:r>
-        <w:rPr>
-          <w:rFonts w:ascii="Calibri" w:hAnsi="Calibri" w:eastAsia="Calibri"/>
-          <w:b w:val="0"/>
-          <w:i w:val="0"/>
-          <w:sz w:val="22"/>
-        </w:rPr>
-        <w:t>Антибиотиктер кеңири тарагандан кийин өпкөсү сезгенген баланын же төрөттөн кийин инфекция алган эненин аман калуу мүмкүнчүлүгү кыйла жогорулады. Өмүрдүн орточо узактыгы өстү. Бирок ар бир ысытмага таблетка талап кылуу адаты туруктуу бактериялардын жайылышын тездетти. Адамзат баалуу, бирок түгөнүшү мүмкүн болгон медициналык ресурска ээ болду. Анын натыйжалуулугун сактоо эми дарыгердин гана чечими эмес, жалпы коомдук милдет.</w:t>
+        <w:t>Антибиотиктер кеңири тараганда пневмониялуу баланын же төрөттөн кийинки эненин аман калуу мүмкүнчүлүгү кыйла өскөн. Өмүр узактыгы жогорулаган. Бирок адамдар ар бир ысытмага таблетка күтүүгө көнүп, бул туруктуулуктун таралышына көмөк кылган. Коом баалуу, бирок түгөнгүс эмес ресурска ээ болгон. Анын иштешин сактоо азыр бир дарыгердин чечими гана эмес, коомдук милдет.</w:t>
       </w:r>
     </w:p>
     <w:p>
       <w:pPr>
-        <w:keepNext/>
-        <w:spacing w:before="240" w:after="120"/>
+        <w:pStyle w:val="Heading1"/>
+        <w:widowControl/>
       </w:pPr>
       <w:r>
-        <w:rPr>
-          <w:rFonts w:ascii="Calibri" w:hAnsi="Calibri" w:eastAsia="Calibri"/>
-          <w:b/>
-          <w:i w:val="0"/>
-          <w:color w:val="004E8C"/>
-          <w:sz w:val="28"/>
-        </w:rPr>
-        <w:t>Булактар жана шилтемелер</w:t>
+        <w:t>Булактар жана кошумча окуу</w:t>
       </w:r>
     </w:p>
     <w:p>
       <w:pPr>
-        <w:keepNext/>
-        <w:spacing w:before="240" w:after="120"/>
+        <w:pStyle w:val="Heading2"/>
+        <w:widowControl/>
       </w:pPr>
       <w:r>
         <w:rPr>
-          <w:rFonts w:ascii="Calibri" w:hAnsi="Calibri" w:eastAsia="Calibri"/>
-          <w:b/>
-          <w:i w:val="0"/>
-          <w:color w:val="004E8C"/>
-          <w:sz w:val="24"/>
+          <w:sz w:val="20"/>
         </w:rPr>
-        <w:t>C. Мекемелердин материалдары жана энциклопедиялык булактар</w:t>
+        <w:t>Уюмдардын жана энциклопедиялардын материалдары</w:t>
       </w:r>
     </w:p>
     <w:p>
       <w:pPr>
-        <w:spacing w:after="80"/>
-        <w:ind w:left="360"/>
+        <w:widowControl/>
       </w:pPr>
       <w:r>
         <w:rPr>
-          <w:rFonts w:ascii="Calibri" w:hAnsi="Calibri" w:eastAsia="Calibri"/>
-          <w:b w:val="0"/>
-          <w:i w:val="0"/>
-          <w:sz w:val="22"/>
+          <w:sz w:val="20"/>
         </w:rPr>
-        <w:t>1. World Health Organization. Микробго каршы препараттарга туруктуулук боюнча маалымат баракчасы.</w:t>
-      </w:r>
-      <w:r>
-        <w:rPr>
-          <w:rFonts w:ascii="Calibri" w:hAnsi="Calibri" w:eastAsia="Calibri"/>
-          <w:b w:val="0"/>
-          <w:i w:val="0"/>
-          <w:sz w:val="22"/>
-        </w:rPr>
-        <w:t xml:space="preserve"> </w:t>
+        <w:t xml:space="preserve">1. World Health Organization. Antimicrobial resistance fact sheet. </w:t>
       </w:r>
       <w:hyperlink r:id="rId9">
         <w:r>
           <w:rPr>
-            <w:rFonts w:ascii="Calibri" w:hAnsi="Calibri" w:eastAsia="Calibri"/>
-            <w:b w:val="0"/>
-            <w:i w:val="0"/>
-            <w:sz w:val="22"/>
-            <w:color w:val="0563C1"/>
-            <w:u w:val="single"/>
+            <w:sz w:val="20"/>
           </w:rPr>
           <w:t>https://www.who.int/news-room/fact-sheets/detail/antimicrobial-resistance</w:t>
         </w:r>
       </w:hyperlink>
+      <w:r>
+        <w:rPr>
+          <w:sz w:val="20"/>
+        </w:rPr>
+      </w:r>
     </w:p>
     <w:p>
       <w:pPr>
-        <w:spacing w:after="80"/>
-        <w:ind w:left="360"/>
+        <w:widowControl/>
       </w:pPr>
       <w:r>
         <w:rPr>
-          <w:rFonts w:ascii="Calibri" w:hAnsi="Calibri" w:eastAsia="Calibri"/>
-          <w:b w:val="0"/>
-          <w:i w:val="0"/>
-          <w:sz w:val="22"/>
+          <w:sz w:val="20"/>
         </w:rPr>
-        <w:t>2. Encyclopaedia Britannica. «Антибиотик».</w:t>
-      </w:r>
-      <w:r>
-        <w:rPr>
-          <w:rFonts w:ascii="Calibri" w:hAnsi="Calibri" w:eastAsia="Calibri"/>
-          <w:b w:val="0"/>
-          <w:i w:val="0"/>
-          <w:sz w:val="22"/>
-        </w:rPr>
-        <w:t xml:space="preserve"> </w:t>
+        <w:t xml:space="preserve">2. Encyclopaedia Britannica. 'Antibiotic.' </w:t>
       </w:r>
       <w:hyperlink r:id="rId10">
         <w:r>
           <w:rPr>
-            <w:rFonts w:ascii="Calibri" w:hAnsi="Calibri" w:eastAsia="Calibri"/>
-            <w:b w:val="0"/>
-            <w:i w:val="0"/>
-            <w:sz w:val="22"/>
-            <w:color w:val="0563C1"/>
-            <w:u w:val="single"/>
+            <w:sz w:val="20"/>
           </w:rPr>
           <w:t>https://www.britannica.com/science/antibiotic</w:t>
         </w:r>
       </w:hyperlink>
-    </w:p>
-    <w:p>
-      <w:pPr>
-        <w:keepNext/>
-        <w:spacing w:before="240" w:after="120"/>
-      </w:pPr>
       <w:r>
         <w:rPr>
-          <w:rFonts w:ascii="Calibri" w:hAnsi="Calibri" w:eastAsia="Calibri"/>
-          <w:b/>
-          <w:i w:val="0"/>
-          <w:color w:val="004E8C"/>
-          <w:sz w:val="24"/>
+          <w:sz w:val="20"/>
         </w:rPr>
-        <w:t>D. Музейлердин, архивдердин жана китепканалардын материалдары</w:t>
       </w:r>
     </w:p>
     <w:p>
       <w:pPr>
-        <w:spacing w:after="80"/>
-        <w:ind w:left="360"/>
+        <w:pStyle w:val="Heading2"/>
+        <w:widowControl/>
       </w:pPr>
       <w:r>
         <w:rPr>
-          <w:rFonts w:ascii="Calibri" w:hAnsi="Calibri" w:eastAsia="Calibri"/>
-          <w:b w:val="0"/>
-          <w:i w:val="0"/>
-          <w:sz w:val="22"/>
+          <w:sz w:val="20"/>
         </w:rPr>
-        <w:t>1. Science Museum (London). Пенициллин жана антибиотиктерге туруктуулук.</w:t>
+        <w:t>Музейлердин, архивдердин жана китепканалардын материалдары</w:t>
       </w:r>
+    </w:p>
+    <w:p>
+      <w:pPr>
+        <w:widowControl/>
+      </w:pPr>
       <w:r>
         <w:rPr>
-          <w:rFonts w:ascii="Calibri" w:hAnsi="Calibri" w:eastAsia="Calibri"/>
-          <w:b w:val="0"/>
-          <w:i w:val="0"/>
-          <w:sz w:val="22"/>
+          <w:sz w:val="20"/>
         </w:rPr>
-        <w:t xml:space="preserve"> </w:t>
+        <w:t xml:space="preserve">1. Science Museum (London). Penicillin and antibiotic resistance. </w:t>
       </w:r>
       <w:hyperlink r:id="rId11">
         <w:r>
           <w:rPr>
-            <w:rFonts w:ascii="Calibri" w:hAnsi="Calibri" w:eastAsia="Calibri"/>
-            <w:b w:val="0"/>
-            <w:i w:val="0"/>
-            <w:sz w:val="22"/>
-            <w:color w:val="0563C1"/>
-            <w:u w:val="single"/>
+            <w:sz w:val="20"/>
           </w:rPr>
           <w:t>https://www.sciencemuseum.org.uk/objects-and-stories/medicine/antibiotic-resistance</w:t>
         </w:r>
       </w:hyperlink>
-    </w:p>
-    <w:p>
-      <w:pPr>
-        <w:keepNext/>
-        <w:spacing w:before="240" w:after="120"/>
-      </w:pPr>
       <w:r>
         <w:rPr>
-          <w:rFonts w:ascii="Calibri" w:hAnsi="Calibri" w:eastAsia="Calibri"/>
-          <w:b/>
-          <w:i w:val="0"/>
-          <w:color w:val="004E8C"/>
-          <w:sz w:val="24"/>
+          <w:sz w:val="20"/>
         </w:rPr>
-        <w:t>G. Космос агенттиктеринин, лабораториялардын жана илимий уюмдардын материалдары</w:t>
       </w:r>
     </w:p>
     <w:p>
       <w:pPr>
-        <w:spacing w:after="80"/>
-        <w:ind w:left="360"/>
+        <w:pStyle w:val="Heading2"/>
+        <w:widowControl/>
       </w:pPr>
       <w:r>
         <w:rPr>
-          <w:rFonts w:ascii="Calibri" w:hAnsi="Calibri" w:eastAsia="Calibri"/>
-          <w:b w:val="0"/>
-          <w:i w:val="0"/>
-          <w:sz w:val="22"/>
+          <w:sz w:val="20"/>
         </w:rPr>
-        <w:t>1. Nobel Prize. 1945-жылдагы физиология же медицина боюнча Нобель сыйлыгы (Флеминг, Чейн, Флори).</w:t>
+        <w:t>Космос агенттиктери, лабораториялар жана илимий уюмдар</w:t>
       </w:r>
+    </w:p>
+    <w:p>
+      <w:pPr>
+        <w:widowControl/>
+      </w:pPr>
       <w:r>
         <w:rPr>
-          <w:rFonts w:ascii="Calibri" w:hAnsi="Calibri" w:eastAsia="Calibri"/>
-          <w:b w:val="0"/>
-          <w:i w:val="0"/>
-          <w:sz w:val="22"/>
+          <w:sz w:val="20"/>
         </w:rPr>
-        <w:t xml:space="preserve"> </w:t>
+        <w:t xml:space="preserve">1. Nobel Prize. The Nobel Prize in Physiology or Medicine 1945 (Fleming, Chain, Florey). </w:t>
       </w:r>
       <w:hyperlink r:id="rId12">
         <w:r>
           <w:rPr>
-            <w:rFonts w:ascii="Calibri" w:hAnsi="Calibri" w:eastAsia="Calibri"/>
-            <w:b w:val="0"/>
-            <w:i w:val="0"/>
-            <w:sz w:val="22"/>
-            <w:color w:val="0563C1"/>
-            <w:u w:val="single"/>
+            <w:sz w:val="20"/>
           </w:rPr>
           <w:t>https://www.nobelprize.org/prizes/medicine/1945/summary/</w:t>
         </w:r>
       </w:hyperlink>
+      <w:r>
+        <w:rPr>
+          <w:sz w:val="20"/>
+        </w:rPr>
+      </w:r>
     </w:p>
     <w:sectPr>
-      <w:pgSz w:w="12240" w:h="15840"/>
-      <w:pgMar w:top="1296" w:right="1440" w:bottom="1296" w:left="1440" w:header="720" w:footer="720" w:gutter="0"/>
+      <w:footerReference w:type="default" r:id="rId13"/>
+      <w:pgSz w:w="11906" w:h="16838"/>
+      <w:pgMar w:top="1020" w:right="1134" w:bottom="1020" w:left="1134" w:header="720" w:footer="720" w:gutter="0"/>
       <w:cols w:space="720"/>
       <w:docGrid w:linePitch="360"/>
     </w:sectPr>
   </w:body>
 </w:document>
+</file>
+
+<file path=word/footer1.xml><?xml version="1.0" encoding="utf-8"?>
+<w:ftr xmlns:m="http://schemas.openxmlformats.org/officeDocument/2006/math" xmlns:mc="http://schemas.openxmlformats.org/markup-compatibility/2006" xmlns:mo="http://schemas.microsoft.com/office/mac/office/2008/main" xmlns:mv="urn:schemas-microsoft-com:mac:vml" xmlns:o="urn:schemas-microsoft-com:office:office" xmlns:r="http://schemas.openxmlformats.org/officeDocument/2006/relationships" xmlns:v="urn:schemas-microsoft-com:vml" xmlns:w10="urn:schemas-microsoft-com:office:word" xmlns:w14="http://schemas.microsoft.com/office/word/2010/wordml" xmlns:w="http://schemas.openxmlformats.org/wordprocessingml/2006/main" xmlns:wne="http://schemas.microsoft.com/office/word/2006/wordml" xmlns:wp14="http://schemas.microsoft.com/office/word/2010/wordprocessingDrawing" xmlns:wp="http://schemas.openxmlformats.org/drawingml/2006/wordprocessingDrawing" xmlns:wpc="http://schemas.microsoft.com/office/word/2010/wordprocessingCanvas" xmlns:wpg="http://schemas.microsoft.com/office/word/2010/wordprocessingGroup" xmlns:wpi="http://schemas.microsoft.com/office/word/2010/wordprocessingInk" xmlns:wps="http://schemas.microsoft.com/office/word/2010/wordprocessingShape" mc:Ignorable="w14 wp14">
+  <w:p>
+    <w:pPr>
+      <w:pStyle w:val="Footer"/>
+      <w:jc w:val="right"/>
+    </w:pPr>
+    <w:fldSimple w:instr="PAGE"/>
+  </w:p>
+</w:ftr>
 </file>
 
 <file path=word/numbering.xml><?xml version="1.0" encoding="utf-8"?>
@@ -757,7 +571,7 @@
   <w:docDefaults>
     <w:rPrDefault>
       <w:rPr>
-        <w:rFonts w:asciiTheme="minorHAnsi" w:eastAsiaTheme="minorEastAsia" w:hAnsiTheme="minorHAnsi" w:cstheme="minorBidi"/>
+        <w:rFonts/>
         <w:sz w:val="22"/>
         <w:szCs w:val="22"/>
         <w:lang w:val="en-US" w:eastAsia="en-US" w:bidi="ar-SA"/>
@@ -912,6 +726,15 @@
     <w:name w:val="Normal"/>
     <w:qFormat/>
     <w:rsid w:val="00FC693F"/>
+    <w:pPr>
+      <w:spacing w:after="120" w:line="259" w:lineRule="auto"/>
+    </w:pPr>
+    <w:rPr>
+      <w:rFonts w:ascii="Times New Roman" w:hAnsi="Times New Roman"/>
+      <w:color w:val="000000"/>
+      <w:sz w:val="24"/>
+      <w:lang w:val="ky-KG"/>
+    </w:rPr>
   </w:style>
   <w:style w:type="paragraph" w:styleId="Header">
     <w:name w:val="header"/>
@@ -968,16 +791,17 @@
     <w:pPr>
       <w:keepNext/>
       <w:keepLines/>
-      <w:spacing w:before="480" w:after="0"/>
+      <w:spacing w:before="480" w:after="120" w:line="259" w:lineRule="auto"/>
       <w:outlineLvl w:val="0"/>
     </w:pPr>
     <w:rPr>
-      <w:rFonts w:asciiTheme="majorHAnsi" w:eastAsiaTheme="majorEastAsia" w:hAnsiTheme="majorHAnsi" w:cstheme="majorBidi"/>
+      <w:rFonts w:ascii="Times New Roman" w:hAnsi="Times New Roman"/>
       <w:b/>
       <w:bCs/>
-      <w:color w:val="365F91" w:themeColor="accent1" w:themeShade="BF"/>
-      <w:sz w:val="28"/>
+      <w:color w:val="000000"/>
+      <w:sz w:val="26"/>
       <w:szCs w:val="28"/>
+      <w:lang w:val="ky-KG"/>
     </w:rPr>
   </w:style>
   <w:style w:type="paragraph" w:styleId="Heading2">
@@ -992,16 +816,17 @@
     <w:pPr>
       <w:keepNext/>
       <w:keepLines/>
-      <w:spacing w:before="200" w:after="0"/>
+      <w:spacing w:before="200" w:after="120" w:line="259" w:lineRule="auto"/>
       <w:outlineLvl w:val="1"/>
     </w:pPr>
     <w:rPr>
-      <w:rFonts w:asciiTheme="majorHAnsi" w:eastAsiaTheme="majorEastAsia" w:hAnsiTheme="majorHAnsi" w:cstheme="majorBidi"/>
+      <w:rFonts w:ascii="Times New Roman" w:hAnsi="Times New Roman"/>
       <w:b/>
       <w:bCs/>
-      <w:color w:val="4F81BD" w:themeColor="accent1"/>
+      <w:color w:val="000000"/>
       <w:sz w:val="26"/>
       <w:szCs w:val="26"/>
+      <w:lang w:val="ky-KG"/>
     </w:rPr>
   </w:style>
   <w:style w:type="paragraph" w:styleId="Heading3">
@@ -1020,7 +845,7 @@
       <w:outlineLvl w:val="2"/>
     </w:pPr>
     <w:rPr>
-      <w:rFonts w:asciiTheme="majorHAnsi" w:eastAsiaTheme="majorEastAsia" w:hAnsiTheme="majorHAnsi" w:cstheme="majorBidi"/>
+      <w:rFonts/>
       <w:b/>
       <w:bCs/>
       <w:color w:val="4F81BD" w:themeColor="accent1"/>
@@ -1043,7 +868,7 @@
       <w:outlineLvl w:val="3"/>
     </w:pPr>
     <w:rPr>
-      <w:rFonts w:asciiTheme="majorHAnsi" w:eastAsiaTheme="majorEastAsia" w:hAnsiTheme="majorHAnsi" w:cstheme="majorBidi"/>
+      <w:rFonts/>
       <w:b/>
       <w:bCs/>
       <w:i/>
@@ -1068,7 +893,7 @@
       <w:outlineLvl w:val="4"/>
     </w:pPr>
     <w:rPr>
-      <w:rFonts w:asciiTheme="majorHAnsi" w:eastAsiaTheme="majorEastAsia" w:hAnsiTheme="majorHAnsi" w:cstheme="majorBidi"/>
+      <w:rFonts/>
       <w:color w:val="243F60" w:themeColor="accent1" w:themeShade="7F"/>
     </w:rPr>
   </w:style>
@@ -1089,7 +914,7 @@
       <w:outlineLvl w:val="5"/>
     </w:pPr>
     <w:rPr>
-      <w:rFonts w:asciiTheme="majorHAnsi" w:eastAsiaTheme="majorEastAsia" w:hAnsiTheme="majorHAnsi" w:cstheme="majorBidi"/>
+      <w:rFonts/>
       <w:i/>
       <w:iCs/>
       <w:color w:val="243F60" w:themeColor="accent1" w:themeShade="7F"/>
@@ -1112,7 +937,7 @@
       <w:outlineLvl w:val="6"/>
     </w:pPr>
     <w:rPr>
-      <w:rFonts w:asciiTheme="majorHAnsi" w:eastAsiaTheme="majorEastAsia" w:hAnsiTheme="majorHAnsi" w:cstheme="majorBidi"/>
+      <w:rFonts/>
       <w:i/>
       <w:iCs/>
       <w:color w:val="404040" w:themeColor="text1" w:themeTint="BF"/>
@@ -1135,7 +960,7 @@
       <w:outlineLvl w:val="7"/>
     </w:pPr>
     <w:rPr>
-      <w:rFonts w:asciiTheme="majorHAnsi" w:eastAsiaTheme="majorEastAsia" w:hAnsiTheme="majorHAnsi" w:cstheme="majorBidi"/>
+      <w:rFonts/>
       <w:color w:val="4F81BD" w:themeColor="accent1"/>
       <w:sz w:val="20"/>
       <w:szCs w:val="20"/>
@@ -1158,7 +983,7 @@
       <w:outlineLvl w:val="8"/>
     </w:pPr>
     <w:rPr>
-      <w:rFonts w:asciiTheme="majorHAnsi" w:eastAsiaTheme="majorEastAsia" w:hAnsiTheme="majorHAnsi" w:cstheme="majorBidi"/>
+      <w:rFonts/>
       <w:i/>
       <w:iCs/>
       <w:color w:val="404040" w:themeColor="text1" w:themeTint="BF"/>
@@ -1209,7 +1034,7 @@
     <w:uiPriority w:val="9"/>
     <w:rsid w:val="00FC693F"/>
     <w:rPr>
-      <w:rFonts w:asciiTheme="majorHAnsi" w:eastAsiaTheme="majorEastAsia" w:hAnsiTheme="majorHAnsi" w:cstheme="majorBidi"/>
+      <w:rFonts/>
       <w:b/>
       <w:bCs/>
       <w:color w:val="365F91" w:themeColor="accent1" w:themeShade="BF"/>
@@ -1224,7 +1049,7 @@
     <w:uiPriority w:val="9"/>
     <w:rsid w:val="00FC693F"/>
     <w:rPr>
-      <w:rFonts w:asciiTheme="majorHAnsi" w:eastAsiaTheme="majorEastAsia" w:hAnsiTheme="majorHAnsi" w:cstheme="majorBidi"/>
+      <w:rFonts/>
       <w:b/>
       <w:bCs/>
       <w:color w:val="4F81BD" w:themeColor="accent1"/>
@@ -1239,7 +1064,7 @@
     <w:uiPriority w:val="9"/>
     <w:rsid w:val="00FC693F"/>
     <w:rPr>
-      <w:rFonts w:asciiTheme="majorHAnsi" w:eastAsiaTheme="majorEastAsia" w:hAnsiTheme="majorHAnsi" w:cstheme="majorBidi"/>
+      <w:rFonts/>
       <w:b/>
       <w:bCs/>
       <w:color w:val="4F81BD" w:themeColor="accent1"/>
@@ -1254,19 +1079,17 @@
     <w:qFormat/>
     <w:rsid w:val="00FC693F"/>
     <w:pPr>
-      <w:pBdr>
-        <w:bottom w:val="single" w:sz="8" w:space="4" w:color="4F81BD" w:themeColor="accent1"/>
-      </w:pBdr>
-      <w:spacing w:after="300" w:line="240" w:lineRule="auto"/>
+      <w:spacing w:after="120" w:line="259" w:lineRule="auto"/>
       <w:contextualSpacing/>
     </w:pPr>
     <w:rPr>
-      <w:rFonts w:asciiTheme="majorHAnsi" w:eastAsiaTheme="majorEastAsia" w:hAnsiTheme="majorHAnsi" w:cstheme="majorBidi"/>
-      <w:color w:val="17365D" w:themeColor="text2" w:themeShade="BF"/>
+      <w:rFonts w:ascii="Times New Roman" w:hAnsi="Times New Roman"/>
+      <w:color w:val="000000"/>
       <w:spacing w:val="5"/>
       <w:kern w:val="28"/>
-      <w:sz w:val="52"/>
+      <w:sz w:val="40"/>
       <w:szCs w:val="52"/>
+      <w:lang w:val="ky-KG"/>
     </w:rPr>
   </w:style>
   <w:style w:type="character" w:customStyle="1" w:styleId="TitleChar">
@@ -1276,7 +1099,7 @@
     <w:uiPriority w:val="10"/>
     <w:rsid w:val="00FC693F"/>
     <w:rPr>
-      <w:rFonts w:asciiTheme="majorHAnsi" w:eastAsiaTheme="majorEastAsia" w:hAnsiTheme="majorHAnsi" w:cstheme="majorBidi"/>
+      <w:rFonts/>
       <w:color w:val="17365D" w:themeColor="text2" w:themeShade="BF"/>
       <w:spacing w:val="5"/>
       <w:kern w:val="28"/>
@@ -1298,7 +1121,7 @@
       </w:numPr>
     </w:pPr>
     <w:rPr>
-      <w:rFonts w:asciiTheme="majorHAnsi" w:eastAsiaTheme="majorEastAsia" w:hAnsiTheme="majorHAnsi" w:cstheme="majorBidi"/>
+      <w:rFonts/>
       <w:i/>
       <w:iCs/>
       <w:color w:val="4F81BD" w:themeColor="accent1"/>
@@ -1314,7 +1137,7 @@
     <w:uiPriority w:val="11"/>
     <w:rsid w:val="00FC693F"/>
     <w:rPr>
-      <w:rFonts w:asciiTheme="majorHAnsi" w:eastAsiaTheme="majorEastAsia" w:hAnsiTheme="majorHAnsi" w:cstheme="majorBidi"/>
+      <w:rFonts/>
       <w:i/>
       <w:iCs/>
       <w:color w:val="4F81BD" w:themeColor="accent1"/>
@@ -1439,8 +1262,15 @@
       <w:numPr>
         <w:numId w:val="1"/>
       </w:numPr>
+      <w:spacing w:after="120" w:line="259" w:lineRule="auto"/>
       <w:contextualSpacing/>
     </w:pPr>
+    <w:rPr>
+      <w:rFonts w:ascii="Times New Roman" w:hAnsi="Times New Roman"/>
+      <w:color w:val="000000"/>
+      <w:sz w:val="24"/>
+      <w:lang w:val="ky-KG"/>
+    </w:rPr>
   </w:style>
   <w:style w:type="paragraph" w:styleId="ListBullet2">
     <w:name w:val="List Bullet 2"/>
@@ -1612,7 +1442,7 @@
     <w:semiHidden/>
     <w:rsid w:val="00FC693F"/>
     <w:rPr>
-      <w:rFonts w:asciiTheme="majorHAnsi" w:eastAsiaTheme="majorEastAsia" w:hAnsiTheme="majorHAnsi" w:cstheme="majorBidi"/>
+      <w:rFonts/>
       <w:b/>
       <w:bCs/>
       <w:i/>
@@ -1628,7 +1458,7 @@
     <w:semiHidden/>
     <w:rsid w:val="00FC693F"/>
     <w:rPr>
-      <w:rFonts w:asciiTheme="majorHAnsi" w:eastAsiaTheme="majorEastAsia" w:hAnsiTheme="majorHAnsi" w:cstheme="majorBidi"/>
+      <w:rFonts/>
       <w:color w:val="243F60" w:themeColor="accent1" w:themeShade="7F"/>
     </w:rPr>
   </w:style>
@@ -1640,7 +1470,7 @@
     <w:semiHidden/>
     <w:rsid w:val="00FC693F"/>
     <w:rPr>
-      <w:rFonts w:asciiTheme="majorHAnsi" w:eastAsiaTheme="majorEastAsia" w:hAnsiTheme="majorHAnsi" w:cstheme="majorBidi"/>
+      <w:rFonts/>
       <w:i/>
       <w:iCs/>
       <w:color w:val="243F60" w:themeColor="accent1" w:themeShade="7F"/>
@@ -1654,7 +1484,7 @@
     <w:semiHidden/>
     <w:rsid w:val="00FC693F"/>
     <w:rPr>
-      <w:rFonts w:asciiTheme="majorHAnsi" w:eastAsiaTheme="majorEastAsia" w:hAnsiTheme="majorHAnsi" w:cstheme="majorBidi"/>
+      <w:rFonts/>
       <w:i/>
       <w:iCs/>
       <w:color w:val="404040" w:themeColor="text1" w:themeTint="BF"/>
@@ -1668,7 +1498,7 @@
     <w:semiHidden/>
     <w:rsid w:val="00FC693F"/>
     <w:rPr>
-      <w:rFonts w:asciiTheme="majorHAnsi" w:eastAsiaTheme="majorEastAsia" w:hAnsiTheme="majorHAnsi" w:cstheme="majorBidi"/>
+      <w:rFonts/>
       <w:color w:val="4F81BD" w:themeColor="accent1"/>
       <w:sz w:val="20"/>
       <w:szCs w:val="20"/>
@@ -1682,7 +1512,7 @@
     <w:semiHidden/>
     <w:rsid w:val="00FC693F"/>
     <w:rPr>
-      <w:rFonts w:asciiTheme="majorHAnsi" w:eastAsiaTheme="majorEastAsia" w:hAnsiTheme="majorHAnsi" w:cstheme="majorBidi"/>
+      <w:rFonts/>
       <w:i/>
       <w:iCs/>
       <w:color w:val="404040" w:themeColor="text1" w:themeTint="BF"/>
@@ -1741,9 +1571,6 @@
     <w:qFormat/>
     <w:rsid w:val="00FC693F"/>
     <w:pPr>
-      <w:pBdr>
-        <w:bottom w:val="single" w:sz="4" w:space="4" w:color="4F81BD" w:themeColor="accent1"/>
-      </w:pBdr>
       <w:spacing w:before="200" w:after="280"/>
       <w:ind w:left="936" w:right="936"/>
     </w:pPr>
@@ -3271,7 +3098,7 @@
         <w:spacing w:before="0" w:after="0" w:line="240" w:lineRule="auto"/>
       </w:pPr>
       <w:rPr>
-        <w:rFonts w:asciiTheme="majorHAnsi" w:eastAsiaTheme="majorEastAsia" w:hAnsiTheme="majorHAnsi" w:cstheme="majorBidi"/>
+        <w:rFonts/>
         <w:b/>
         <w:bCs/>
       </w:rPr>
@@ -3292,7 +3119,7 @@
         <w:spacing w:before="0" w:after="0" w:line="240" w:lineRule="auto"/>
       </w:pPr>
       <w:rPr>
-        <w:rFonts w:asciiTheme="majorHAnsi" w:eastAsiaTheme="majorEastAsia" w:hAnsiTheme="majorHAnsi" w:cstheme="majorBidi"/>
+        <w:rFonts/>
         <w:b/>
         <w:bCs/>
       </w:rPr>
@@ -3310,14 +3137,14 @@
     </w:tblStylePr>
     <w:tblStylePr w:type="firstCol">
       <w:rPr>
-        <w:rFonts w:asciiTheme="majorHAnsi" w:eastAsiaTheme="majorEastAsia" w:hAnsiTheme="majorHAnsi" w:cstheme="majorBidi"/>
+        <w:rFonts/>
         <w:b/>
         <w:bCs/>
       </w:rPr>
     </w:tblStylePr>
     <w:tblStylePr w:type="lastCol">
       <w:rPr>
-        <w:rFonts w:asciiTheme="majorHAnsi" w:eastAsiaTheme="majorEastAsia" w:hAnsiTheme="majorHAnsi" w:cstheme="majorBidi"/>
+        <w:rFonts/>
         <w:b/>
         <w:bCs/>
       </w:rPr>
@@ -3401,7 +3228,7 @@
         <w:spacing w:before="0" w:after="0" w:line="240" w:lineRule="auto"/>
       </w:pPr>
       <w:rPr>
-        <w:rFonts w:asciiTheme="majorHAnsi" w:eastAsiaTheme="majorEastAsia" w:hAnsiTheme="majorHAnsi" w:cstheme="majorBidi"/>
+        <w:rFonts/>
         <w:b/>
         <w:bCs/>
       </w:rPr>
@@ -3422,7 +3249,7 @@
         <w:spacing w:before="0" w:after="0" w:line="240" w:lineRule="auto"/>
       </w:pPr>
       <w:rPr>
-        <w:rFonts w:asciiTheme="majorHAnsi" w:eastAsiaTheme="majorEastAsia" w:hAnsiTheme="majorHAnsi" w:cstheme="majorBidi"/>
+        <w:rFonts/>
         <w:b/>
         <w:bCs/>
       </w:rPr>
@@ -3440,14 +3267,14 @@
     </w:tblStylePr>
     <w:tblStylePr w:type="firstCol">
       <w:rPr>
-        <w:rFonts w:asciiTheme="majorHAnsi" w:eastAsiaTheme="majorEastAsia" w:hAnsiTheme="majorHAnsi" w:cstheme="majorBidi"/>
+        <w:rFonts/>
         <w:b/>
         <w:bCs/>
       </w:rPr>
     </w:tblStylePr>
     <w:tblStylePr w:type="lastCol">
       <w:rPr>
-        <w:rFonts w:asciiTheme="majorHAnsi" w:eastAsiaTheme="majorEastAsia" w:hAnsiTheme="majorHAnsi" w:cstheme="majorBidi"/>
+        <w:rFonts/>
         <w:b/>
         <w:bCs/>
       </w:rPr>
@@ -3531,7 +3358,7 @@
         <w:spacing w:before="0" w:after="0" w:line="240" w:lineRule="auto"/>
       </w:pPr>
       <w:rPr>
-        <w:rFonts w:asciiTheme="majorHAnsi" w:eastAsiaTheme="majorEastAsia" w:hAnsiTheme="majorHAnsi" w:cstheme="majorBidi"/>
+        <w:rFonts/>
         <w:b/>
         <w:bCs/>
       </w:rPr>
@@ -3552,7 +3379,7 @@
         <w:spacing w:before="0" w:after="0" w:line="240" w:lineRule="auto"/>
       </w:pPr>
       <w:rPr>
-        <w:rFonts w:asciiTheme="majorHAnsi" w:eastAsiaTheme="majorEastAsia" w:hAnsiTheme="majorHAnsi" w:cstheme="majorBidi"/>
+        <w:rFonts/>
         <w:b/>
         <w:bCs/>
       </w:rPr>
@@ -3570,14 +3397,14 @@
     </w:tblStylePr>
     <w:tblStylePr w:type="firstCol">
       <w:rPr>
-        <w:rFonts w:asciiTheme="majorHAnsi" w:eastAsiaTheme="majorEastAsia" w:hAnsiTheme="majorHAnsi" w:cstheme="majorBidi"/>
+        <w:rFonts/>
         <w:b/>
         <w:bCs/>
       </w:rPr>
     </w:tblStylePr>
     <w:tblStylePr w:type="lastCol">
       <w:rPr>
-        <w:rFonts w:asciiTheme="majorHAnsi" w:eastAsiaTheme="majorEastAsia" w:hAnsiTheme="majorHAnsi" w:cstheme="majorBidi"/>
+        <w:rFonts/>
         <w:b/>
         <w:bCs/>
       </w:rPr>
@@ -3661,7 +3488,7 @@
         <w:spacing w:before="0" w:after="0" w:line="240" w:lineRule="auto"/>
       </w:pPr>
       <w:rPr>
-        <w:rFonts w:asciiTheme="majorHAnsi" w:eastAsiaTheme="majorEastAsia" w:hAnsiTheme="majorHAnsi" w:cstheme="majorBidi"/>
+        <w:rFonts/>
         <w:b/>
         <w:bCs/>
       </w:rPr>
@@ -3682,7 +3509,7 @@
         <w:spacing w:before="0" w:after="0" w:line="240" w:lineRule="auto"/>
       </w:pPr>
       <w:rPr>
-        <w:rFonts w:asciiTheme="majorHAnsi" w:eastAsiaTheme="majorEastAsia" w:hAnsiTheme="majorHAnsi" w:cstheme="majorBidi"/>
+        <w:rFonts/>
         <w:b/>
         <w:bCs/>
       </w:rPr>
@@ -3700,14 +3527,14 @@
     </w:tblStylePr>
     <w:tblStylePr w:type="firstCol">
       <w:rPr>
-        <w:rFonts w:asciiTheme="majorHAnsi" w:eastAsiaTheme="majorEastAsia" w:hAnsiTheme="majorHAnsi" w:cstheme="majorBidi"/>
+        <w:rFonts/>
         <w:b/>
         <w:bCs/>
       </w:rPr>
     </w:tblStylePr>
     <w:tblStylePr w:type="lastCol">
       <w:rPr>
-        <w:rFonts w:asciiTheme="majorHAnsi" w:eastAsiaTheme="majorEastAsia" w:hAnsiTheme="majorHAnsi" w:cstheme="majorBidi"/>
+        <w:rFonts/>
         <w:b/>
         <w:bCs/>
       </w:rPr>
@@ -3791,7 +3618,7 @@
         <w:spacing w:before="0" w:after="0" w:line="240" w:lineRule="auto"/>
       </w:pPr>
       <w:rPr>
-        <w:rFonts w:asciiTheme="majorHAnsi" w:eastAsiaTheme="majorEastAsia" w:hAnsiTheme="majorHAnsi" w:cstheme="majorBidi"/>
+        <w:rFonts/>
         <w:b/>
         <w:bCs/>
       </w:rPr>
@@ -3812,7 +3639,7 @@
         <w:spacing w:before="0" w:after="0" w:line="240" w:lineRule="auto"/>
       </w:pPr>
       <w:rPr>
-        <w:rFonts w:asciiTheme="majorHAnsi" w:eastAsiaTheme="majorEastAsia" w:hAnsiTheme="majorHAnsi" w:cstheme="majorBidi"/>
+        <w:rFonts/>
         <w:b/>
         <w:bCs/>
       </w:rPr>
@@ -3830,14 +3657,14 @@
     </w:tblStylePr>
     <w:tblStylePr w:type="firstCol">
       <w:rPr>
-        <w:rFonts w:asciiTheme="majorHAnsi" w:eastAsiaTheme="majorEastAsia" w:hAnsiTheme="majorHAnsi" w:cstheme="majorBidi"/>
+        <w:rFonts/>
         <w:b/>
         <w:bCs/>
       </w:rPr>
     </w:tblStylePr>
     <w:tblStylePr w:type="lastCol">
       <w:rPr>
-        <w:rFonts w:asciiTheme="majorHAnsi" w:eastAsiaTheme="majorEastAsia" w:hAnsiTheme="majorHAnsi" w:cstheme="majorBidi"/>
+        <w:rFonts/>
         <w:b/>
         <w:bCs/>
       </w:rPr>
@@ -3921,7 +3748,7 @@
         <w:spacing w:before="0" w:after="0" w:line="240" w:lineRule="auto"/>
       </w:pPr>
       <w:rPr>
-        <w:rFonts w:asciiTheme="majorHAnsi" w:eastAsiaTheme="majorEastAsia" w:hAnsiTheme="majorHAnsi" w:cstheme="majorBidi"/>
+        <w:rFonts/>
         <w:b/>
         <w:bCs/>
       </w:rPr>
@@ -3942,7 +3769,7 @@
         <w:spacing w:before="0" w:after="0" w:line="240" w:lineRule="auto"/>
       </w:pPr>
       <w:rPr>
-        <w:rFonts w:asciiTheme="majorHAnsi" w:eastAsiaTheme="majorEastAsia" w:hAnsiTheme="majorHAnsi" w:cstheme="majorBidi"/>
+        <w:rFonts/>
         <w:b/>
         <w:bCs/>
       </w:rPr>
@@ -3960,14 +3787,14 @@
     </w:tblStylePr>
     <w:tblStylePr w:type="firstCol">
       <w:rPr>
-        <w:rFonts w:asciiTheme="majorHAnsi" w:eastAsiaTheme="majorEastAsia" w:hAnsiTheme="majorHAnsi" w:cstheme="majorBidi"/>
+        <w:rFonts/>
         <w:b/>
         <w:bCs/>
       </w:rPr>
     </w:tblStylePr>
     <w:tblStylePr w:type="lastCol">
       <w:rPr>
-        <w:rFonts w:asciiTheme="majorHAnsi" w:eastAsiaTheme="majorEastAsia" w:hAnsiTheme="majorHAnsi" w:cstheme="majorBidi"/>
+        <w:rFonts/>
         <w:b/>
         <w:bCs/>
       </w:rPr>
@@ -4051,7 +3878,7 @@
         <w:spacing w:before="0" w:after="0" w:line="240" w:lineRule="auto"/>
       </w:pPr>
       <w:rPr>
-        <w:rFonts w:asciiTheme="majorHAnsi" w:eastAsiaTheme="majorEastAsia" w:hAnsiTheme="majorHAnsi" w:cstheme="majorBidi"/>
+        <w:rFonts/>
         <w:b/>
         <w:bCs/>
       </w:rPr>
@@ -4072,7 +3899,7 @@
         <w:spacing w:before="0" w:after="0" w:line="240" w:lineRule="auto"/>
       </w:pPr>
       <w:rPr>
-        <w:rFonts w:asciiTheme="majorHAnsi" w:eastAsiaTheme="majorEastAsia" w:hAnsiTheme="majorHAnsi" w:cstheme="majorBidi"/>
+        <w:rFonts/>
         <w:b/>
         <w:bCs/>
       </w:rPr>
@@ -4090,14 +3917,14 @@
     </w:tblStylePr>
     <w:tblStylePr w:type="firstCol">
       <w:rPr>
-        <w:rFonts w:asciiTheme="majorHAnsi" w:eastAsiaTheme="majorEastAsia" w:hAnsiTheme="majorHAnsi" w:cstheme="majorBidi"/>
+        <w:rFonts/>
         <w:b/>
         <w:bCs/>
       </w:rPr>
     </w:tblStylePr>
     <w:tblStylePr w:type="lastCol">
       <w:rPr>
-        <w:rFonts w:asciiTheme="majorHAnsi" w:eastAsiaTheme="majorEastAsia" w:hAnsiTheme="majorHAnsi" w:cstheme="majorBidi"/>
+        <w:rFonts/>
         <w:b/>
         <w:bCs/>
       </w:rPr>
@@ -5962,7 +5789,7 @@
     </w:tblPr>
     <w:tblStylePr w:type="firstRow">
       <w:rPr>
-        <w:rFonts w:asciiTheme="majorHAnsi" w:eastAsiaTheme="majorEastAsia" w:hAnsiTheme="majorHAnsi" w:cstheme="majorBidi"/>
+        <w:rFonts/>
       </w:rPr>
       <w:tblPr/>
       <w:tcPr>
@@ -6046,7 +5873,7 @@
     </w:tblPr>
     <w:tblStylePr w:type="firstRow">
       <w:rPr>
-        <w:rFonts w:asciiTheme="majorHAnsi" w:eastAsiaTheme="majorEastAsia" w:hAnsiTheme="majorHAnsi" w:cstheme="majorBidi"/>
+        <w:rFonts/>
       </w:rPr>
       <w:tblPr/>
       <w:tcPr>
@@ -6130,7 +5957,7 @@
     </w:tblPr>
     <w:tblStylePr w:type="firstRow">
       <w:rPr>
-        <w:rFonts w:asciiTheme="majorHAnsi" w:eastAsiaTheme="majorEastAsia" w:hAnsiTheme="majorHAnsi" w:cstheme="majorBidi"/>
+        <w:rFonts/>
       </w:rPr>
       <w:tblPr/>
       <w:tcPr>
@@ -6214,7 +6041,7 @@
     </w:tblPr>
     <w:tblStylePr w:type="firstRow">
       <w:rPr>
-        <w:rFonts w:asciiTheme="majorHAnsi" w:eastAsiaTheme="majorEastAsia" w:hAnsiTheme="majorHAnsi" w:cstheme="majorBidi"/>
+        <w:rFonts/>
       </w:rPr>
       <w:tblPr/>
       <w:tcPr>
@@ -6298,7 +6125,7 @@
     </w:tblPr>
     <w:tblStylePr w:type="firstRow">
       <w:rPr>
-        <w:rFonts w:asciiTheme="majorHAnsi" w:eastAsiaTheme="majorEastAsia" w:hAnsiTheme="majorHAnsi" w:cstheme="majorBidi"/>
+        <w:rFonts/>
       </w:rPr>
       <w:tblPr/>
       <w:tcPr>
@@ -6382,7 +6209,7 @@
     </w:tblPr>
     <w:tblStylePr w:type="firstRow">
       <w:rPr>
-        <w:rFonts w:asciiTheme="majorHAnsi" w:eastAsiaTheme="majorEastAsia" w:hAnsiTheme="majorHAnsi" w:cstheme="majorBidi"/>
+        <w:rFonts/>
       </w:rPr>
       <w:tblPr/>
       <w:tcPr>
@@ -6466,7 +6293,7 @@
     </w:tblPr>
     <w:tblStylePr w:type="firstRow">
       <w:rPr>
-        <w:rFonts w:asciiTheme="majorHAnsi" w:eastAsiaTheme="majorEastAsia" w:hAnsiTheme="majorHAnsi" w:cstheme="majorBidi"/>
+        <w:rFonts/>
       </w:rPr>
       <w:tblPr/>
       <w:tcPr>
@@ -6531,7 +6358,7 @@
       <w:spacing w:after="0" w:line="240" w:lineRule="auto"/>
     </w:pPr>
     <w:rPr>
-      <w:rFonts w:asciiTheme="majorHAnsi" w:eastAsiaTheme="majorEastAsia" w:hAnsiTheme="majorHAnsi" w:cstheme="majorBidi"/>
+      <w:rFonts/>
       <w:color w:val="000000" w:themeColor="text1"/>
     </w:rPr>
     <w:tblPr>
@@ -6659,7 +6486,7 @@
       <w:spacing w:after="0" w:line="240" w:lineRule="auto"/>
     </w:pPr>
     <w:rPr>
-      <w:rFonts w:asciiTheme="majorHAnsi" w:eastAsiaTheme="majorEastAsia" w:hAnsiTheme="majorHAnsi" w:cstheme="majorBidi"/>
+      <w:rFonts/>
       <w:color w:val="000000" w:themeColor="text1"/>
     </w:rPr>
     <w:tblPr>
@@ -6787,7 +6614,7 @@
       <w:spacing w:after="0" w:line="240" w:lineRule="auto"/>
     </w:pPr>
     <w:rPr>
-      <w:rFonts w:asciiTheme="majorHAnsi" w:eastAsiaTheme="majorEastAsia" w:hAnsiTheme="majorHAnsi" w:cstheme="majorBidi"/>
+      <w:rFonts/>
       <w:color w:val="000000" w:themeColor="text1"/>
     </w:rPr>
     <w:tblPr>
@@ -6915,7 +6742,7 @@
       <w:spacing w:after="0" w:line="240" w:lineRule="auto"/>
     </w:pPr>
     <w:rPr>
-      <w:rFonts w:asciiTheme="majorHAnsi" w:eastAsiaTheme="majorEastAsia" w:hAnsiTheme="majorHAnsi" w:cstheme="majorBidi"/>
+      <w:rFonts/>
       <w:color w:val="000000" w:themeColor="text1"/>
     </w:rPr>
     <w:tblPr>
@@ -7043,7 +6870,7 @@
       <w:spacing w:after="0" w:line="240" w:lineRule="auto"/>
     </w:pPr>
     <w:rPr>
-      <w:rFonts w:asciiTheme="majorHAnsi" w:eastAsiaTheme="majorEastAsia" w:hAnsiTheme="majorHAnsi" w:cstheme="majorBidi"/>
+      <w:rFonts/>
       <w:color w:val="000000" w:themeColor="text1"/>
     </w:rPr>
     <w:tblPr>
@@ -7171,7 +6998,7 @@
       <w:spacing w:after="0" w:line="240" w:lineRule="auto"/>
     </w:pPr>
     <w:rPr>
-      <w:rFonts w:asciiTheme="majorHAnsi" w:eastAsiaTheme="majorEastAsia" w:hAnsiTheme="majorHAnsi" w:cstheme="majorBidi"/>
+      <w:rFonts/>
       <w:color w:val="000000" w:themeColor="text1"/>
     </w:rPr>
     <w:tblPr>
@@ -7299,7 +7126,7 @@
       <w:spacing w:after="0" w:line="240" w:lineRule="auto"/>
     </w:pPr>
     <w:rPr>
-      <w:rFonts w:asciiTheme="majorHAnsi" w:eastAsiaTheme="majorEastAsia" w:hAnsiTheme="majorHAnsi" w:cstheme="majorBidi"/>
+      <w:rFonts/>
       <w:color w:val="000000" w:themeColor="text1"/>
     </w:rPr>
     <w:tblPr>
@@ -7938,7 +7765,7 @@
       <w:spacing w:after="0" w:line="240" w:lineRule="auto"/>
     </w:pPr>
     <w:rPr>
-      <w:rFonts w:asciiTheme="majorHAnsi" w:eastAsiaTheme="majorEastAsia" w:hAnsiTheme="majorHAnsi" w:cstheme="majorBidi"/>
+      <w:rFonts/>
       <w:color w:val="000000" w:themeColor="text1"/>
     </w:rPr>
     <w:tblPr>
@@ -8063,7 +7890,7 @@
       <w:spacing w:after="0" w:line="240" w:lineRule="auto"/>
     </w:pPr>
     <w:rPr>
-      <w:rFonts w:asciiTheme="majorHAnsi" w:eastAsiaTheme="majorEastAsia" w:hAnsiTheme="majorHAnsi" w:cstheme="majorBidi"/>
+      <w:rFonts/>
       <w:color w:val="000000" w:themeColor="text1"/>
     </w:rPr>
     <w:tblPr>
@@ -8188,7 +8015,7 @@
       <w:spacing w:after="0" w:line="240" w:lineRule="auto"/>
     </w:pPr>
     <w:rPr>
-      <w:rFonts w:asciiTheme="majorHAnsi" w:eastAsiaTheme="majorEastAsia" w:hAnsiTheme="majorHAnsi" w:cstheme="majorBidi"/>
+      <w:rFonts/>
       <w:color w:val="000000" w:themeColor="text1"/>
     </w:rPr>
     <w:tblPr>
@@ -8313,7 +8140,7 @@
       <w:spacing w:after="0" w:line="240" w:lineRule="auto"/>
     </w:pPr>
     <w:rPr>
-      <w:rFonts w:asciiTheme="majorHAnsi" w:eastAsiaTheme="majorEastAsia" w:hAnsiTheme="majorHAnsi" w:cstheme="majorBidi"/>
+      <w:rFonts/>
       <w:color w:val="000000" w:themeColor="text1"/>
     </w:rPr>
     <w:tblPr>
@@ -8438,7 +8265,7 @@
       <w:spacing w:after="0" w:line="240" w:lineRule="auto"/>
     </w:pPr>
     <w:rPr>
-      <w:rFonts w:asciiTheme="majorHAnsi" w:eastAsiaTheme="majorEastAsia" w:hAnsiTheme="majorHAnsi" w:cstheme="majorBidi"/>
+      <w:rFonts/>
       <w:color w:val="000000" w:themeColor="text1"/>
     </w:rPr>
     <w:tblPr>
@@ -8563,7 +8390,7 @@
       <w:spacing w:after="0" w:line="240" w:lineRule="auto"/>
     </w:pPr>
     <w:rPr>
-      <w:rFonts w:asciiTheme="majorHAnsi" w:eastAsiaTheme="majorEastAsia" w:hAnsiTheme="majorHAnsi" w:cstheme="majorBidi"/>
+      <w:rFonts/>
       <w:color w:val="000000" w:themeColor="text1"/>
     </w:rPr>
     <w:tblPr>
@@ -8688,7 +8515,7 @@
       <w:spacing w:after="0" w:line="240" w:lineRule="auto"/>
     </w:pPr>
     <w:rPr>
-      <w:rFonts w:asciiTheme="majorHAnsi" w:eastAsiaTheme="majorEastAsia" w:hAnsiTheme="majorHAnsi" w:cstheme="majorBidi"/>
+      <w:rFonts/>
       <w:color w:val="000000" w:themeColor="text1"/>
     </w:rPr>
     <w:tblPr>
